--- a/.doc/Каневега Приложение А.docx
+++ b/.doc/Каневега Приложение А.docx
@@ -5,138 +5,6 @@
     <w:p>
       <w:pPr>
         <w:spacing w:line="720" w:lineRule="auto"/>
-        <w:jc w:val="both"/>
-        <w:rPr>
-          <w:b/>
-        </w:rPr>
-      </w:pPr>
-      <w:r>
-        <w:rPr>
-          <w:b/>
-        </w:rPr>
-        <w:tab/>
-      </w:r>
-    </w:p>
-    <w:p>
-      <w:pPr>
-        <w:spacing w:line="720" w:lineRule="auto"/>
-        <w:jc w:val="both"/>
-        <w:rPr>
-          <w:b/>
-        </w:rPr>
-      </w:pPr>
-    </w:p>
-    <w:p>
-      <w:pPr>
-        <w:spacing w:line="720" w:lineRule="auto"/>
-        <w:jc w:val="both"/>
-        <w:rPr>
-          <w:b/>
-        </w:rPr>
-      </w:pPr>
-    </w:p>
-    <w:p>
-      <w:pPr>
-        <w:spacing w:line="720" w:lineRule="auto"/>
-        <w:jc w:val="both"/>
-        <w:rPr>
-          <w:b/>
-        </w:rPr>
-      </w:pPr>
-    </w:p>
-    <w:p>
-      <w:pPr>
-        <w:spacing w:line="720" w:lineRule="auto"/>
-        <w:jc w:val="both"/>
-        <w:rPr>
-          <w:b/>
-        </w:rPr>
-      </w:pPr>
-    </w:p>
-    <w:p>
-      <w:pPr>
-        <w:spacing w:line="720" w:lineRule="auto"/>
-        <w:jc w:val="both"/>
-        <w:rPr>
-          <w:b/>
-        </w:rPr>
-      </w:pPr>
-    </w:p>
-    <w:p>
-      <w:pPr>
-        <w:spacing w:line="720" w:lineRule="auto"/>
-        <w:jc w:val="both"/>
-        <w:rPr>
-          <w:b/>
-        </w:rPr>
-      </w:pPr>
-    </w:p>
-    <w:p>
-      <w:pPr>
-        <w:spacing w:line="720" w:lineRule="auto"/>
-        <w:jc w:val="both"/>
-        <w:rPr>
-          <w:b/>
-        </w:rPr>
-      </w:pPr>
-    </w:p>
-    <w:p>
-      <w:pPr>
-        <w:spacing w:line="720" w:lineRule="auto"/>
-        <w:jc w:val="both"/>
-        <w:rPr>
-          <w:b/>
-        </w:rPr>
-      </w:pPr>
-    </w:p>
-    <w:p>
-      <w:pPr>
-        <w:spacing w:line="720" w:lineRule="auto"/>
-        <w:jc w:val="both"/>
-        <w:rPr>
-          <w:b/>
-        </w:rPr>
-      </w:pPr>
-    </w:p>
-    <w:p>
-      <w:pPr>
-        <w:spacing w:line="720" w:lineRule="auto"/>
-        <w:jc w:val="both"/>
-        <w:rPr>
-          <w:b/>
-        </w:rPr>
-      </w:pPr>
-    </w:p>
-    <w:p>
-      <w:pPr>
-        <w:spacing w:line="720" w:lineRule="auto"/>
-        <w:jc w:val="both"/>
-        <w:rPr>
-          <w:b/>
-        </w:rPr>
-      </w:pPr>
-    </w:p>
-    <w:p>
-      <w:pPr>
-        <w:spacing w:line="720" w:lineRule="auto"/>
-        <w:jc w:val="both"/>
-        <w:rPr>
-          <w:b/>
-        </w:rPr>
-      </w:pPr>
-    </w:p>
-    <w:p>
-      <w:pPr>
-        <w:spacing w:line="720" w:lineRule="auto"/>
-        <w:jc w:val="both"/>
-        <w:rPr>
-          <w:b/>
-        </w:rPr>
-      </w:pPr>
-    </w:p>
-    <w:p>
-      <w:pPr>
-        <w:spacing w:line="720" w:lineRule="auto"/>
         <w:ind w:firstLine="708"/>
         <w:jc w:val="both"/>
         <w:rPr>
@@ -153,7 +21,6 @@
           <w:sz w:val="26"/>
           <w:szCs w:val="26"/>
         </w:rPr>
-        <w:lastRenderedPageBreak/>
         <w:t>СОДЕРЖАНИЕ</w:t>
       </w:r>
     </w:p>
@@ -321,7 +188,6 @@
           <w:rFonts w:ascii="Times New Roman" w:hAnsi="Times New Roman" w:cs="Times New Roman"/>
           <w:sz w:val="26"/>
           <w:szCs w:val="26"/>
-          <w:lang w:val="en-US"/>
         </w:rPr>
         <w:t xml:space="preserve">6. </w:t>
       </w:r>
@@ -331,8 +197,18 @@
           <w:sz w:val="26"/>
           <w:szCs w:val="26"/>
         </w:rPr>
-        <w:t>При необходимости дообучения</w:t>
-      </w:r>
+        <w:t xml:space="preserve">При необходимости </w:t>
+      </w:r>
+      <w:proofErr w:type="spellStart"/>
+      <w:r>
+        <w:rPr>
+          <w:rFonts w:ascii="Times New Roman" w:hAnsi="Times New Roman" w:cs="Times New Roman"/>
+          <w:sz w:val="26"/>
+          <w:szCs w:val="26"/>
+        </w:rPr>
+        <w:t>дообучения</w:t>
+      </w:r>
+      <w:proofErr w:type="spellEnd"/>
       <w:r>
         <w:rPr>
           <w:rFonts w:ascii="Times New Roman" w:hAnsi="Times New Roman" w:cs="Times New Roman"/>
@@ -659,6 +535,7 @@
         </w:rPr>
         <w:t xml:space="preserve">Для этого ввести в поисковике </w:t>
       </w:r>
+      <w:proofErr w:type="spellStart"/>
       <w:r>
         <w:rPr>
           <w:rFonts w:ascii="Times New Roman" w:hAnsi="Times New Roman" w:cs="Times New Roman"/>
@@ -668,6 +545,7 @@
         </w:rPr>
         <w:t>cmd</w:t>
       </w:r>
+      <w:proofErr w:type="spellEnd"/>
       <w:r>
         <w:rPr>
           <w:rFonts w:ascii="Times New Roman" w:hAnsi="Times New Roman" w:cs="Times New Roman"/>
@@ -736,6 +614,7 @@
         </w:rPr>
         <w:t>В</w:t>
       </w:r>
+      <w:proofErr w:type="spellStart"/>
       <w:r>
         <w:rPr>
           <w:rFonts w:ascii="Times New Roman" w:hAnsi="Times New Roman" w:cs="Times New Roman"/>
@@ -743,7 +622,17 @@
           <w:szCs w:val="26"/>
           <w:lang w:val="ru-BY"/>
         </w:rPr>
-        <w:t>ыполнить:</w:t>
+        <w:t>ыполнить</w:t>
+      </w:r>
+      <w:proofErr w:type="spellEnd"/>
+      <w:r>
+        <w:rPr>
+          <w:rFonts w:ascii="Times New Roman" w:hAnsi="Times New Roman" w:cs="Times New Roman"/>
+          <w:sz w:val="26"/>
+          <w:szCs w:val="26"/>
+          <w:lang w:val="ru-BY"/>
+        </w:rPr>
+        <w:t>:</w:t>
       </w:r>
     </w:p>
     <w:p>
@@ -757,6 +646,7 @@
           <w:lang w:val="ru-BY"/>
         </w:rPr>
       </w:pPr>
+      <w:proofErr w:type="spellStart"/>
       <w:r>
         <w:rPr>
           <w:rFonts w:ascii="Times New Roman" w:hAnsi="Times New Roman" w:cs="Times New Roman"/>
@@ -764,8 +654,89 @@
           <w:szCs w:val="26"/>
           <w:lang w:val="ru-BY"/>
         </w:rPr>
-        <w:t>pip install ultralytics opencv-python numpy</w:t>
-      </w:r>
+        <w:t>pip</w:t>
+      </w:r>
+      <w:proofErr w:type="spellEnd"/>
+      <w:r>
+        <w:rPr>
+          <w:rFonts w:ascii="Times New Roman" w:hAnsi="Times New Roman" w:cs="Times New Roman"/>
+          <w:sz w:val="26"/>
+          <w:szCs w:val="26"/>
+          <w:lang w:val="ru-BY"/>
+        </w:rPr>
+        <w:t xml:space="preserve"> </w:t>
+      </w:r>
+      <w:proofErr w:type="spellStart"/>
+      <w:r>
+        <w:rPr>
+          <w:rFonts w:ascii="Times New Roman" w:hAnsi="Times New Roman" w:cs="Times New Roman"/>
+          <w:sz w:val="26"/>
+          <w:szCs w:val="26"/>
+          <w:lang w:val="ru-BY"/>
+        </w:rPr>
+        <w:t>install</w:t>
+      </w:r>
+      <w:proofErr w:type="spellEnd"/>
+      <w:r>
+        <w:rPr>
+          <w:rFonts w:ascii="Times New Roman" w:hAnsi="Times New Roman" w:cs="Times New Roman"/>
+          <w:sz w:val="26"/>
+          <w:szCs w:val="26"/>
+          <w:lang w:val="ru-BY"/>
+        </w:rPr>
+        <w:t xml:space="preserve"> </w:t>
+      </w:r>
+      <w:proofErr w:type="spellStart"/>
+      <w:r>
+        <w:rPr>
+          <w:rFonts w:ascii="Times New Roman" w:hAnsi="Times New Roman" w:cs="Times New Roman"/>
+          <w:sz w:val="26"/>
+          <w:szCs w:val="26"/>
+          <w:lang w:val="ru-BY"/>
+        </w:rPr>
+        <w:t>ultralytics</w:t>
+      </w:r>
+      <w:proofErr w:type="spellEnd"/>
+      <w:r>
+        <w:rPr>
+          <w:rFonts w:ascii="Times New Roman" w:hAnsi="Times New Roman" w:cs="Times New Roman"/>
+          <w:sz w:val="26"/>
+          <w:szCs w:val="26"/>
+          <w:lang w:val="ru-BY"/>
+        </w:rPr>
+        <w:t xml:space="preserve"> </w:t>
+      </w:r>
+      <w:proofErr w:type="spellStart"/>
+      <w:r>
+        <w:rPr>
+          <w:rFonts w:ascii="Times New Roman" w:hAnsi="Times New Roman" w:cs="Times New Roman"/>
+          <w:sz w:val="26"/>
+          <w:szCs w:val="26"/>
+          <w:lang w:val="ru-BY"/>
+        </w:rPr>
+        <w:t>opencv-python</w:t>
+      </w:r>
+      <w:proofErr w:type="spellEnd"/>
+      <w:r>
+        <w:rPr>
+          <w:rFonts w:ascii="Times New Roman" w:hAnsi="Times New Roman" w:cs="Times New Roman"/>
+          <w:sz w:val="26"/>
+          <w:szCs w:val="26"/>
+          <w:lang w:val="ru-BY"/>
+        </w:rPr>
+        <w:t xml:space="preserve"> </w:t>
+      </w:r>
+      <w:proofErr w:type="spellStart"/>
+      <w:r>
+        <w:rPr>
+          <w:rFonts w:ascii="Times New Roman" w:hAnsi="Times New Roman" w:cs="Times New Roman"/>
+          <w:sz w:val="26"/>
+          <w:szCs w:val="26"/>
+          <w:lang w:val="ru-BY"/>
+        </w:rPr>
+        <w:t>numpy</w:t>
+      </w:r>
+      <w:proofErr w:type="spellEnd"/>
     </w:p>
     <w:p>
       <w:pPr>
@@ -789,6 +760,7 @@
         </w:rPr>
         <w:t xml:space="preserve">Проверка установки </w:t>
       </w:r>
+      <w:proofErr w:type="spellStart"/>
       <w:r>
         <w:rPr>
           <w:rFonts w:ascii="Times New Roman" w:hAnsi="Times New Roman" w:cs="Times New Roman"/>
@@ -800,6 +772,7 @@
         </w:rPr>
         <w:t>PyTorch</w:t>
       </w:r>
+      <w:proofErr w:type="spellEnd"/>
       <w:r>
         <w:rPr>
           <w:rFonts w:ascii="Times New Roman" w:hAnsi="Times New Roman" w:cs="Times New Roman"/>
@@ -860,6 +833,7 @@
         </w:rPr>
         <w:t xml:space="preserve">Для этого ввести в поисковике </w:t>
       </w:r>
+      <w:proofErr w:type="spellStart"/>
       <w:r>
         <w:rPr>
           <w:rFonts w:ascii="Times New Roman" w:hAnsi="Times New Roman" w:cs="Times New Roman"/>
@@ -869,6 +843,7 @@
         </w:rPr>
         <w:t>cmd</w:t>
       </w:r>
+      <w:proofErr w:type="spellEnd"/>
       <w:r>
         <w:rPr>
           <w:rFonts w:ascii="Times New Roman" w:hAnsi="Times New Roman" w:cs="Times New Roman"/>
@@ -941,6 +916,7 @@
         </w:rPr>
         <w:t>В</w:t>
       </w:r>
+      <w:proofErr w:type="spellStart"/>
       <w:r>
         <w:rPr>
           <w:rFonts w:ascii="Times New Roman" w:hAnsi="Times New Roman" w:cs="Times New Roman"/>
@@ -950,7 +926,19 @@
           <w:szCs w:val="26"/>
           <w:lang w:val="ru-BY"/>
         </w:rPr>
-        <w:t>ыполнить:</w:t>
+        <w:t>ыполнить</w:t>
+      </w:r>
+      <w:proofErr w:type="spellEnd"/>
+      <w:r>
+        <w:rPr>
+          <w:rFonts w:ascii="Times New Roman" w:hAnsi="Times New Roman" w:cs="Times New Roman"/>
+          <w:b/>
+          <w:bCs/>
+          <w:sz w:val="26"/>
+          <w:szCs w:val="26"/>
+          <w:lang w:val="ru-BY"/>
+        </w:rPr>
+        <w:t>:</w:t>
       </w:r>
     </w:p>
     <w:p>
@@ -964,6 +952,7 @@
           <w:lang w:val="en-US"/>
         </w:rPr>
       </w:pPr>
+      <w:proofErr w:type="spellStart"/>
       <w:r>
         <w:rPr>
           <w:rFonts w:ascii="Times New Roman" w:hAnsi="Times New Roman" w:cs="Times New Roman"/>
@@ -971,7 +960,117 @@
           <w:szCs w:val="26"/>
           <w:lang w:val="ru-BY"/>
         </w:rPr>
-        <w:t>python -c "import torch; print(torch.cuda.is_available())"</w:t>
+        <w:t>python</w:t>
+      </w:r>
+      <w:proofErr w:type="spellEnd"/>
+      <w:r>
+        <w:rPr>
+          <w:rFonts w:ascii="Times New Roman" w:hAnsi="Times New Roman" w:cs="Times New Roman"/>
+          <w:sz w:val="26"/>
+          <w:szCs w:val="26"/>
+          <w:lang w:val="ru-BY"/>
+        </w:rPr>
+        <w:t xml:space="preserve"> -c "</w:t>
+      </w:r>
+      <w:proofErr w:type="spellStart"/>
+      <w:r>
+        <w:rPr>
+          <w:rFonts w:ascii="Times New Roman" w:hAnsi="Times New Roman" w:cs="Times New Roman"/>
+          <w:sz w:val="26"/>
+          <w:szCs w:val="26"/>
+          <w:lang w:val="ru-BY"/>
+        </w:rPr>
+        <w:t>import</w:t>
+      </w:r>
+      <w:proofErr w:type="spellEnd"/>
+      <w:r>
+        <w:rPr>
+          <w:rFonts w:ascii="Times New Roman" w:hAnsi="Times New Roman" w:cs="Times New Roman"/>
+          <w:sz w:val="26"/>
+          <w:szCs w:val="26"/>
+          <w:lang w:val="ru-BY"/>
+        </w:rPr>
+        <w:t xml:space="preserve"> </w:t>
+      </w:r>
+      <w:proofErr w:type="spellStart"/>
+      <w:r>
+        <w:rPr>
+          <w:rFonts w:ascii="Times New Roman" w:hAnsi="Times New Roman" w:cs="Times New Roman"/>
+          <w:sz w:val="26"/>
+          <w:szCs w:val="26"/>
+          <w:lang w:val="ru-BY"/>
+        </w:rPr>
+        <w:t>torch</w:t>
+      </w:r>
+      <w:proofErr w:type="spellEnd"/>
+      <w:r>
+        <w:rPr>
+          <w:rFonts w:ascii="Times New Roman" w:hAnsi="Times New Roman" w:cs="Times New Roman"/>
+          <w:sz w:val="26"/>
+          <w:szCs w:val="26"/>
+          <w:lang w:val="ru-BY"/>
+        </w:rPr>
+        <w:t xml:space="preserve">; </w:t>
+      </w:r>
+      <w:proofErr w:type="spellStart"/>
+      <w:r>
+        <w:rPr>
+          <w:rFonts w:ascii="Times New Roman" w:hAnsi="Times New Roman" w:cs="Times New Roman"/>
+          <w:sz w:val="26"/>
+          <w:szCs w:val="26"/>
+          <w:lang w:val="ru-BY"/>
+        </w:rPr>
+        <w:t>print</w:t>
+      </w:r>
+      <w:proofErr w:type="spellEnd"/>
+      <w:r>
+        <w:rPr>
+          <w:rFonts w:ascii="Times New Roman" w:hAnsi="Times New Roman" w:cs="Times New Roman"/>
+          <w:sz w:val="26"/>
+          <w:szCs w:val="26"/>
+          <w:lang w:val="ru-BY"/>
+        </w:rPr>
+        <w:t>(</w:t>
+      </w:r>
+      <w:proofErr w:type="spellStart"/>
+      <w:r>
+        <w:rPr>
+          <w:rFonts w:ascii="Times New Roman" w:hAnsi="Times New Roman" w:cs="Times New Roman"/>
+          <w:sz w:val="26"/>
+          <w:szCs w:val="26"/>
+          <w:lang w:val="ru-BY"/>
+        </w:rPr>
+        <w:t>torch.cuda.is_</w:t>
+      </w:r>
+      <w:proofErr w:type="gramStart"/>
+      <w:r>
+        <w:rPr>
+          <w:rFonts w:ascii="Times New Roman" w:hAnsi="Times New Roman" w:cs="Times New Roman"/>
+          <w:sz w:val="26"/>
+          <w:szCs w:val="26"/>
+          <w:lang w:val="ru-BY"/>
+        </w:rPr>
+        <w:t>available</w:t>
+      </w:r>
+      <w:proofErr w:type="spellEnd"/>
+      <w:r>
+        <w:rPr>
+          <w:rFonts w:ascii="Times New Roman" w:hAnsi="Times New Roman" w:cs="Times New Roman"/>
+          <w:sz w:val="26"/>
+          <w:szCs w:val="26"/>
+          <w:lang w:val="ru-BY"/>
+        </w:rPr>
+        <w:t>(</w:t>
+      </w:r>
+      <w:proofErr w:type="gramEnd"/>
+      <w:r>
+        <w:rPr>
+          <w:rFonts w:ascii="Times New Roman" w:hAnsi="Times New Roman" w:cs="Times New Roman"/>
+          <w:sz w:val="26"/>
+          <w:szCs w:val="26"/>
+          <w:lang w:val="ru-BY"/>
+        </w:rPr>
+        <w:t>))"</w:t>
       </w:r>
     </w:p>
     <w:p>
@@ -990,7 +1089,25 @@
           <w:sz w:val="26"/>
           <w:szCs w:val="26"/>
         </w:rPr>
-        <w:t>Если вывод True — GPU работает.</w:t>
+        <w:t xml:space="preserve">Если вывод </w:t>
+      </w:r>
+      <w:proofErr w:type="spellStart"/>
+      <w:r>
+        <w:rPr>
+          <w:rFonts w:ascii="Times New Roman" w:hAnsi="Times New Roman" w:cs="Times New Roman"/>
+          <w:sz w:val="26"/>
+          <w:szCs w:val="26"/>
+        </w:rPr>
+        <w:t>True</w:t>
+      </w:r>
+      <w:proofErr w:type="spellEnd"/>
+      <w:r>
+        <w:rPr>
+          <w:rFonts w:ascii="Times New Roman" w:hAnsi="Times New Roman" w:cs="Times New Roman"/>
+          <w:sz w:val="26"/>
+          <w:szCs w:val="26"/>
+        </w:rPr>
+        <w:t xml:space="preserve"> — GPU работает.</w:t>
       </w:r>
     </w:p>
     <w:p>
@@ -1138,7 +1255,25 @@
           <w:sz w:val="26"/>
           <w:szCs w:val="26"/>
         </w:rPr>
-        <w:t xml:space="preserve">командную строку, перейти в каталог в который вы распаковали </w:t>
+        <w:t xml:space="preserve">командную строку, перейти </w:t>
+      </w:r>
+      <w:proofErr w:type="gramStart"/>
+      <w:r>
+        <w:rPr>
+          <w:rFonts w:ascii="Times New Roman" w:hAnsi="Times New Roman" w:cs="Times New Roman"/>
+          <w:sz w:val="26"/>
+          <w:szCs w:val="26"/>
+        </w:rPr>
+        <w:t>в каталог</w:t>
+      </w:r>
+      <w:proofErr w:type="gramEnd"/>
+      <w:r>
+        <w:rPr>
+          <w:rFonts w:ascii="Times New Roman" w:hAnsi="Times New Roman" w:cs="Times New Roman"/>
+          <w:sz w:val="26"/>
+          <w:szCs w:val="26"/>
+        </w:rPr>
+        <w:t xml:space="preserve"> в который вы распаковали </w:t>
       </w:r>
       <w:r>
         <w:rPr>
@@ -1157,9 +1292,25 @@
           <w:rFonts w:ascii="Times New Roman" w:hAnsi="Times New Roman" w:cs="Times New Roman"/>
           <w:sz w:val="26"/>
           <w:szCs w:val="26"/>
+        </w:rPr>
+      </w:pPr>
+      <w:r>
+        <w:rPr>
+          <w:rFonts w:ascii="Times New Roman" w:hAnsi="Times New Roman" w:cs="Times New Roman"/>
+          <w:sz w:val="26"/>
+          <w:szCs w:val="26"/>
           <w:lang w:val="en-US"/>
         </w:rPr>
-      </w:pPr>
+        <w:t>python</w:t>
+      </w:r>
+      <w:r>
+        <w:rPr>
+          <w:rFonts w:ascii="Times New Roman" w:hAnsi="Times New Roman" w:cs="Times New Roman"/>
+          <w:sz w:val="26"/>
+          <w:szCs w:val="26"/>
+        </w:rPr>
+        <w:t xml:space="preserve"> </w:t>
+      </w:r>
       <w:r>
         <w:rPr>
           <w:rFonts w:ascii="Times New Roman" w:hAnsi="Times New Roman" w:cs="Times New Roman"/>
@@ -1167,7 +1318,7 @@
           <w:szCs w:val="26"/>
           <w:lang w:val="en-US"/>
         </w:rPr>
-        <w:t>python detect</w:t>
+        <w:t>detect</w:t>
       </w:r>
       <w:r>
         <w:rPr>
@@ -1183,10 +1334,20 @@
           <w:rFonts w:ascii="Times New Roman" w:hAnsi="Times New Roman" w:cs="Times New Roman"/>
           <w:sz w:val="26"/>
           <w:szCs w:val="26"/>
+        </w:rPr>
+        <w:t>.</w:t>
+      </w:r>
+      <w:proofErr w:type="spellStart"/>
+      <w:r>
+        <w:rPr>
+          <w:rFonts w:ascii="Times New Roman" w:hAnsi="Times New Roman" w:cs="Times New Roman"/>
+          <w:sz w:val="26"/>
+          <w:szCs w:val="26"/>
           <w:lang w:val="en-US"/>
         </w:rPr>
-        <w:t>.py</w:t>
-      </w:r>
+        <w:t>py</w:t>
+      </w:r>
+      <w:proofErr w:type="spellEnd"/>
     </w:p>
     <w:p>
       <w:pPr>
@@ -1505,15 +1666,7 @@
           <w:sz w:val="26"/>
           <w:szCs w:val="26"/>
         </w:rPr>
-        <w:t xml:space="preserve">Программа </w:t>
-      </w:r>
-      <w:r>
-        <w:rPr>
-          <w:rFonts w:ascii="Times New Roman" w:hAnsi="Times New Roman" w:cs="Times New Roman"/>
-          <w:sz w:val="26"/>
-          <w:szCs w:val="26"/>
-        </w:rPr>
-        <w:t>сохраняет</w:t>
+        <w:t>Программа сохраняет</w:t>
       </w:r>
       <w:r>
         <w:rPr>
@@ -1531,6 +1684,7 @@
         </w:rPr>
         <w:t xml:space="preserve">работы алгоритма в отдельное видео </w:t>
       </w:r>
+      <w:proofErr w:type="gramStart"/>
       <w:r>
         <w:rPr>
           <w:rFonts w:ascii="Times New Roman" w:hAnsi="Times New Roman" w:cs="Times New Roman"/>
@@ -1548,6 +1702,7 @@
         </w:rPr>
         <w:t>.</w:t>
       </w:r>
+      <w:proofErr w:type="spellStart"/>
       <w:r>
         <w:rPr>
           <w:rFonts w:ascii="Times New Roman" w:hAnsi="Times New Roman" w:cs="Times New Roman"/>
@@ -1557,13 +1712,23 @@
         </w:rPr>
         <w:t>avi</w:t>
       </w:r>
-      <w:r>
-        <w:rPr>
-          <w:rFonts w:ascii="Times New Roman" w:hAnsi="Times New Roman" w:cs="Times New Roman"/>
-          <w:sz w:val="26"/>
-          <w:szCs w:val="26"/>
-        </w:rPr>
-        <w:t xml:space="preserve"> . </w:t>
+      <w:proofErr w:type="spellEnd"/>
+      <w:r>
+        <w:rPr>
+          <w:rFonts w:ascii="Times New Roman" w:hAnsi="Times New Roman" w:cs="Times New Roman"/>
+          <w:sz w:val="26"/>
+          <w:szCs w:val="26"/>
+        </w:rPr>
+        <w:t xml:space="preserve"> .</w:t>
+      </w:r>
+      <w:proofErr w:type="gramEnd"/>
+      <w:r>
+        <w:rPr>
+          <w:rFonts w:ascii="Times New Roman" w:hAnsi="Times New Roman" w:cs="Times New Roman"/>
+          <w:sz w:val="26"/>
+          <w:szCs w:val="26"/>
+        </w:rPr>
+        <w:t xml:space="preserve"> </w:t>
       </w:r>
     </w:p>
     <w:p>
@@ -1801,7 +1966,27 @@
                 <w:szCs w:val="26"/>
                 <w:highlight w:val="white"/>
               </w:rPr>
-              <w:t>Ошибка «Ultralytics не найдена»</w:t>
+              <w:t>Ошибка «</w:t>
+            </w:r>
+            <w:proofErr w:type="spellStart"/>
+            <w:r>
+              <w:rPr>
+                <w:rFonts w:ascii="Times New Roman" w:hAnsi="Times New Roman" w:cs="Times New Roman"/>
+                <w:sz w:val="26"/>
+                <w:szCs w:val="26"/>
+                <w:highlight w:val="white"/>
+              </w:rPr>
+              <w:t>Ultralytics</w:t>
+            </w:r>
+            <w:proofErr w:type="spellEnd"/>
+            <w:r>
+              <w:rPr>
+                <w:rFonts w:ascii="Times New Roman" w:hAnsi="Times New Roman" w:cs="Times New Roman"/>
+                <w:sz w:val="26"/>
+                <w:szCs w:val="26"/>
+                <w:highlight w:val="white"/>
+              </w:rPr>
+              <w:t xml:space="preserve"> не найдена»</w:t>
             </w:r>
           </w:p>
         </w:tc>
@@ -1825,8 +2010,79 @@
                 <w:szCs w:val="26"/>
                 <w:highlight w:val="white"/>
               </w:rPr>
-              <w:t>В терминале выполните: python -m pip install ultralytics</w:t>
+              <w:t xml:space="preserve">В терминале выполните: </w:t>
             </w:r>
+            <w:proofErr w:type="spellStart"/>
+            <w:r>
+              <w:rPr>
+                <w:rFonts w:ascii="Times New Roman" w:hAnsi="Times New Roman" w:cs="Times New Roman"/>
+                <w:sz w:val="26"/>
+                <w:szCs w:val="26"/>
+                <w:highlight w:val="white"/>
+              </w:rPr>
+              <w:t>python</w:t>
+            </w:r>
+            <w:proofErr w:type="spellEnd"/>
+            <w:r>
+              <w:rPr>
+                <w:rFonts w:ascii="Times New Roman" w:hAnsi="Times New Roman" w:cs="Times New Roman"/>
+                <w:sz w:val="26"/>
+                <w:szCs w:val="26"/>
+                <w:highlight w:val="white"/>
+              </w:rPr>
+              <w:t xml:space="preserve"> -m </w:t>
+            </w:r>
+            <w:proofErr w:type="spellStart"/>
+            <w:r>
+              <w:rPr>
+                <w:rFonts w:ascii="Times New Roman" w:hAnsi="Times New Roman" w:cs="Times New Roman"/>
+                <w:sz w:val="26"/>
+                <w:szCs w:val="26"/>
+                <w:highlight w:val="white"/>
+              </w:rPr>
+              <w:t>pip</w:t>
+            </w:r>
+            <w:proofErr w:type="spellEnd"/>
+            <w:r>
+              <w:rPr>
+                <w:rFonts w:ascii="Times New Roman" w:hAnsi="Times New Roman" w:cs="Times New Roman"/>
+                <w:sz w:val="26"/>
+                <w:szCs w:val="26"/>
+                <w:highlight w:val="white"/>
+              </w:rPr>
+              <w:t xml:space="preserve"> </w:t>
+            </w:r>
+            <w:proofErr w:type="spellStart"/>
+            <w:r>
+              <w:rPr>
+                <w:rFonts w:ascii="Times New Roman" w:hAnsi="Times New Roman" w:cs="Times New Roman"/>
+                <w:sz w:val="26"/>
+                <w:szCs w:val="26"/>
+                <w:highlight w:val="white"/>
+              </w:rPr>
+              <w:t>install</w:t>
+            </w:r>
+            <w:proofErr w:type="spellEnd"/>
+            <w:r>
+              <w:rPr>
+                <w:rFonts w:ascii="Times New Roman" w:hAnsi="Times New Roman" w:cs="Times New Roman"/>
+                <w:sz w:val="26"/>
+                <w:szCs w:val="26"/>
+                <w:highlight w:val="white"/>
+              </w:rPr>
+              <w:t xml:space="preserve"> </w:t>
+            </w:r>
+            <w:proofErr w:type="spellStart"/>
+            <w:r>
+              <w:rPr>
+                <w:rFonts w:ascii="Times New Roman" w:hAnsi="Times New Roman" w:cs="Times New Roman"/>
+                <w:sz w:val="26"/>
+                <w:szCs w:val="26"/>
+                <w:highlight w:val="white"/>
+              </w:rPr>
+              <w:t>ultralytics</w:t>
+            </w:r>
+            <w:proofErr w:type="spellEnd"/>
           </w:p>
         </w:tc>
       </w:tr>
@@ -1909,6 +2165,7 @@
               </w:rPr>
               <w:t>.</w:t>
             </w:r>
+            <w:proofErr w:type="spellStart"/>
             <w:r>
               <w:rPr>
                 <w:rFonts w:ascii="Times New Roman" w:hAnsi="Times New Roman" w:cs="Times New Roman"/>
@@ -1919,6 +2176,7 @@
               </w:rPr>
               <w:t>pt</w:t>
             </w:r>
+            <w:proofErr w:type="spellEnd"/>
           </w:p>
           <w:p>
             <w:pPr>
@@ -2073,8 +2331,9 @@
                 <w:szCs w:val="26"/>
                 <w:highlight w:val="white"/>
               </w:rPr>
-              <w:t>становить PyTorch с поддержкой GPU</w:t>
+              <w:t xml:space="preserve">становить </w:t>
             </w:r>
+            <w:proofErr w:type="spellStart"/>
             <w:r>
               <w:rPr>
                 <w:rFonts w:ascii="Times New Roman" w:hAnsi="Times New Roman" w:cs="Times New Roman"/>
@@ -2082,7 +2341,17 @@
                 <w:szCs w:val="26"/>
                 <w:highlight w:val="white"/>
               </w:rPr>
-              <w:t xml:space="preserve"> </w:t>
+              <w:t>PyTorch</w:t>
+            </w:r>
+            <w:proofErr w:type="spellEnd"/>
+            <w:r>
+              <w:rPr>
+                <w:rFonts w:ascii="Times New Roman" w:hAnsi="Times New Roman" w:cs="Times New Roman"/>
+                <w:sz w:val="26"/>
+                <w:szCs w:val="26"/>
+                <w:highlight w:val="white"/>
+              </w:rPr>
+              <w:t xml:space="preserve"> с поддержкой GPU </w:t>
             </w:r>
           </w:p>
         </w:tc>
@@ -2145,9 +2414,13 @@
           <w:sz w:val="26"/>
           <w:szCs w:val="26"/>
         </w:rPr>
-        <w:t>6</w:t>
-      </w:r>
-      <w:r>
+        <w:t>6. ПРИ НЕОБХОДИМОСТИ ДООБУЧЕНИЯ</w:t>
+      </w:r>
+    </w:p>
+    <w:p>
+      <w:pPr>
+        <w:spacing w:after="0" w:line="240" w:lineRule="auto"/>
+        <w:ind w:firstLine="709"/>
         <w:rPr>
           <w:rFonts w:ascii="Times New Roman" w:hAnsi="Times New Roman" w:cs="Times New Roman"/>
           <w:b/>
@@ -2155,9 +2428,12 @@
           <w:sz w:val="26"/>
           <w:szCs w:val="26"/>
         </w:rPr>
-        <w:t xml:space="preserve">. </w:t>
-      </w:r>
-      <w:r>
+      </w:pPr>
+    </w:p>
+    <w:p>
+      <w:pPr>
+        <w:spacing w:after="0" w:line="240" w:lineRule="auto"/>
+        <w:ind w:firstLine="709"/>
         <w:rPr>
           <w:rFonts w:ascii="Times New Roman" w:hAnsi="Times New Roman" w:cs="Times New Roman"/>
           <w:b/>
@@ -2165,8 +2441,7 @@
           <w:sz w:val="26"/>
           <w:szCs w:val="26"/>
         </w:rPr>
-        <w:t>ПРИ НЕОБХОДИМОСТИ ДООБУЧЕНИЯ</w:t>
-      </w:r>
+      </w:pPr>
     </w:p>
     <w:p>
       <w:pPr>
@@ -2174,12 +2449,308 @@
         <w:ind w:firstLine="709"/>
         <w:rPr>
           <w:rFonts w:ascii="Times New Roman" w:hAnsi="Times New Roman" w:cs="Times New Roman"/>
-          <w:b/>
-          <w:bCs/>
-          <w:sz w:val="26"/>
-          <w:szCs w:val="26"/>
-        </w:rPr>
-      </w:pPr>
+          <w:sz w:val="26"/>
+          <w:szCs w:val="26"/>
+          <w:highlight w:val="white"/>
+        </w:rPr>
+      </w:pPr>
+      <w:r>
+        <w:rPr>
+          <w:rFonts w:ascii="Times New Roman" w:hAnsi="Times New Roman" w:cs="Times New Roman"/>
+          <w:sz w:val="26"/>
+          <w:szCs w:val="26"/>
+          <w:highlight w:val="white"/>
+        </w:rPr>
+        <w:t xml:space="preserve">В проекте размещен </w:t>
+      </w:r>
+      <w:proofErr w:type="spellStart"/>
+      <w:r>
+        <w:rPr>
+          <w:rFonts w:ascii="Times New Roman" w:hAnsi="Times New Roman" w:cs="Times New Roman"/>
+          <w:sz w:val="26"/>
+          <w:szCs w:val="26"/>
+          <w:highlight w:val="white"/>
+        </w:rPr>
+        <w:t>датасет</w:t>
+      </w:r>
+      <w:proofErr w:type="spellEnd"/>
+      <w:r>
+        <w:rPr>
+          <w:rFonts w:ascii="Times New Roman" w:hAnsi="Times New Roman" w:cs="Times New Roman"/>
+          <w:sz w:val="26"/>
+          <w:szCs w:val="26"/>
+          <w:highlight w:val="white"/>
+        </w:rPr>
+        <w:t xml:space="preserve">, на котором обучалась модель, при необходимости </w:t>
+      </w:r>
+      <w:proofErr w:type="spellStart"/>
+      <w:r>
+        <w:rPr>
+          <w:rFonts w:ascii="Times New Roman" w:hAnsi="Times New Roman" w:cs="Times New Roman"/>
+          <w:sz w:val="26"/>
+          <w:szCs w:val="26"/>
+          <w:highlight w:val="white"/>
+        </w:rPr>
+        <w:t>дообучения</w:t>
+      </w:r>
+      <w:proofErr w:type="spellEnd"/>
+      <w:r>
+        <w:rPr>
+          <w:rFonts w:ascii="Times New Roman" w:hAnsi="Times New Roman" w:cs="Times New Roman"/>
+          <w:sz w:val="26"/>
+          <w:szCs w:val="26"/>
+          <w:highlight w:val="white"/>
+        </w:rPr>
+        <w:t xml:space="preserve">, включить в </w:t>
+      </w:r>
+      <w:proofErr w:type="spellStart"/>
+      <w:r>
+        <w:rPr>
+          <w:rFonts w:ascii="Times New Roman" w:hAnsi="Times New Roman" w:cs="Times New Roman"/>
+          <w:sz w:val="26"/>
+          <w:szCs w:val="26"/>
+          <w:highlight w:val="white"/>
+        </w:rPr>
+        <w:t>процентарном</w:t>
+      </w:r>
+      <w:proofErr w:type="spellEnd"/>
+      <w:r>
+        <w:rPr>
+          <w:rFonts w:ascii="Times New Roman" w:hAnsi="Times New Roman" w:cs="Times New Roman"/>
+          <w:sz w:val="26"/>
+          <w:szCs w:val="26"/>
+          <w:highlight w:val="white"/>
+        </w:rPr>
+        <w:t xml:space="preserve"> соотношении </w:t>
+      </w:r>
+      <w:r>
+        <w:rPr>
+          <w:rFonts w:ascii="Times New Roman" w:hAnsi="Times New Roman" w:cs="Times New Roman"/>
+          <w:sz w:val="26"/>
+          <w:szCs w:val="26"/>
+          <w:highlight w:val="white"/>
+        </w:rPr>
+        <w:t>80</w:t>
+      </w:r>
+      <w:r>
+        <w:rPr>
+          <w:rFonts w:ascii="Times New Roman" w:hAnsi="Times New Roman" w:cs="Times New Roman"/>
+          <w:sz w:val="26"/>
+          <w:szCs w:val="26"/>
+          <w:highlight w:val="white"/>
+        </w:rPr>
+        <w:t xml:space="preserve"> </w:t>
+      </w:r>
+      <w:r>
+        <w:rPr>
+          <w:rFonts w:ascii="Times New Roman" w:hAnsi="Times New Roman" w:cs="Times New Roman"/>
+          <w:sz w:val="26"/>
+          <w:szCs w:val="26"/>
+          <w:highlight w:val="white"/>
+        </w:rPr>
+        <w:t>к 20</w:t>
+      </w:r>
+      <w:r>
+        <w:rPr>
+          <w:rFonts w:ascii="Times New Roman" w:hAnsi="Times New Roman" w:cs="Times New Roman"/>
+          <w:sz w:val="26"/>
+          <w:szCs w:val="26"/>
+          <w:highlight w:val="white"/>
+        </w:rPr>
+        <w:t xml:space="preserve"> </w:t>
+      </w:r>
+      <w:r>
+        <w:rPr>
+          <w:rFonts w:ascii="Times New Roman" w:hAnsi="Times New Roman" w:cs="Times New Roman"/>
+          <w:sz w:val="26"/>
+          <w:szCs w:val="26"/>
+          <w:highlight w:val="white"/>
+        </w:rPr>
+        <w:t xml:space="preserve">новые данные в папки </w:t>
+      </w:r>
+      <w:r>
+        <w:rPr>
+          <w:rFonts w:ascii="Times New Roman" w:hAnsi="Times New Roman" w:cs="Times New Roman"/>
+          <w:sz w:val="26"/>
+          <w:szCs w:val="26"/>
+          <w:highlight w:val="white"/>
+          <w:lang w:val="en-US"/>
+        </w:rPr>
+        <w:t>train</w:t>
+      </w:r>
+      <w:r>
+        <w:rPr>
+          <w:rFonts w:ascii="Times New Roman" w:hAnsi="Times New Roman" w:cs="Times New Roman"/>
+          <w:sz w:val="26"/>
+          <w:szCs w:val="26"/>
+          <w:highlight w:val="white"/>
+        </w:rPr>
+        <w:t>/</w:t>
+      </w:r>
+      <w:r>
+        <w:rPr>
+          <w:rFonts w:ascii="Times New Roman" w:hAnsi="Times New Roman" w:cs="Times New Roman"/>
+          <w:sz w:val="26"/>
+          <w:szCs w:val="26"/>
+          <w:highlight w:val="white"/>
+          <w:lang w:val="en-US"/>
+        </w:rPr>
+        <w:t>images</w:t>
+      </w:r>
+      <w:r>
+        <w:rPr>
+          <w:rFonts w:ascii="Times New Roman" w:hAnsi="Times New Roman" w:cs="Times New Roman"/>
+          <w:sz w:val="26"/>
+          <w:szCs w:val="26"/>
+          <w:highlight w:val="white"/>
+        </w:rPr>
+        <w:t xml:space="preserve">, </w:t>
+      </w:r>
+      <w:proofErr w:type="spellStart"/>
+      <w:r>
+        <w:rPr>
+          <w:rFonts w:ascii="Times New Roman" w:hAnsi="Times New Roman" w:cs="Times New Roman"/>
+          <w:sz w:val="26"/>
+          <w:szCs w:val="26"/>
+          <w:highlight w:val="white"/>
+          <w:lang w:val="en-US"/>
+        </w:rPr>
+        <w:t>val</w:t>
+      </w:r>
+      <w:proofErr w:type="spellEnd"/>
+      <w:r>
+        <w:rPr>
+          <w:rFonts w:ascii="Times New Roman" w:hAnsi="Times New Roman" w:cs="Times New Roman"/>
+          <w:sz w:val="26"/>
+          <w:szCs w:val="26"/>
+          <w:highlight w:val="white"/>
+        </w:rPr>
+        <w:t>/</w:t>
+      </w:r>
+      <w:r>
+        <w:rPr>
+          <w:rFonts w:ascii="Times New Roman" w:hAnsi="Times New Roman" w:cs="Times New Roman"/>
+          <w:sz w:val="26"/>
+          <w:szCs w:val="26"/>
+          <w:highlight w:val="white"/>
+          <w:lang w:val="en-US"/>
+        </w:rPr>
+        <w:t>images</w:t>
+      </w:r>
+      <w:r>
+        <w:rPr>
+          <w:rFonts w:ascii="Times New Roman" w:hAnsi="Times New Roman" w:cs="Times New Roman"/>
+          <w:sz w:val="26"/>
+          <w:szCs w:val="26"/>
+          <w:highlight w:val="white"/>
+        </w:rPr>
+        <w:t xml:space="preserve"> </w:t>
+      </w:r>
+      <w:r>
+        <w:rPr>
+          <w:rFonts w:ascii="Times New Roman" w:hAnsi="Times New Roman" w:cs="Times New Roman"/>
+          <w:sz w:val="26"/>
+          <w:szCs w:val="26"/>
+          <w:highlight w:val="white"/>
+        </w:rPr>
+        <w:t xml:space="preserve">и разметку объектов </w:t>
+      </w:r>
+      <w:r>
+        <w:rPr>
+          <w:rFonts w:ascii="Times New Roman" w:hAnsi="Times New Roman" w:cs="Times New Roman"/>
+          <w:sz w:val="26"/>
+          <w:szCs w:val="26"/>
+          <w:highlight w:val="white"/>
+          <w:lang w:val="en-US"/>
+        </w:rPr>
+        <w:t>train</w:t>
+      </w:r>
+      <w:r>
+        <w:rPr>
+          <w:rFonts w:ascii="Times New Roman" w:hAnsi="Times New Roman" w:cs="Times New Roman"/>
+          <w:sz w:val="26"/>
+          <w:szCs w:val="26"/>
+          <w:highlight w:val="white"/>
+        </w:rPr>
+        <w:t>/</w:t>
+      </w:r>
+      <w:r>
+        <w:rPr>
+          <w:rFonts w:ascii="Times New Roman" w:hAnsi="Times New Roman" w:cs="Times New Roman"/>
+          <w:sz w:val="26"/>
+          <w:szCs w:val="26"/>
+          <w:highlight w:val="white"/>
+          <w:lang w:val="en-US"/>
+        </w:rPr>
+        <w:t>labels</w:t>
+      </w:r>
+      <w:r>
+        <w:rPr>
+          <w:rFonts w:ascii="Times New Roman" w:hAnsi="Times New Roman" w:cs="Times New Roman"/>
+          <w:sz w:val="26"/>
+          <w:szCs w:val="26"/>
+          <w:highlight w:val="white"/>
+        </w:rPr>
+        <w:t>,</w:t>
+      </w:r>
+      <w:r>
+        <w:rPr>
+          <w:rFonts w:ascii="Times New Roman" w:hAnsi="Times New Roman" w:cs="Times New Roman"/>
+          <w:sz w:val="26"/>
+          <w:szCs w:val="26"/>
+          <w:highlight w:val="white"/>
+        </w:rPr>
+        <w:t xml:space="preserve"> </w:t>
+      </w:r>
+      <w:proofErr w:type="spellStart"/>
+      <w:r>
+        <w:rPr>
+          <w:rFonts w:ascii="Times New Roman" w:hAnsi="Times New Roman" w:cs="Times New Roman"/>
+          <w:sz w:val="26"/>
+          <w:szCs w:val="26"/>
+          <w:highlight w:val="white"/>
+          <w:lang w:val="en-US"/>
+        </w:rPr>
+        <w:t>val</w:t>
+      </w:r>
+      <w:proofErr w:type="spellEnd"/>
+      <w:r>
+        <w:rPr>
+          <w:rFonts w:ascii="Times New Roman" w:hAnsi="Times New Roman" w:cs="Times New Roman"/>
+          <w:sz w:val="26"/>
+          <w:szCs w:val="26"/>
+          <w:highlight w:val="white"/>
+        </w:rPr>
+        <w:t>/</w:t>
+      </w:r>
+      <w:r>
+        <w:rPr>
+          <w:rFonts w:ascii="Times New Roman" w:hAnsi="Times New Roman" w:cs="Times New Roman"/>
+          <w:sz w:val="26"/>
+          <w:szCs w:val="26"/>
+          <w:highlight w:val="white"/>
+          <w:lang w:val="en-US"/>
+        </w:rPr>
+        <w:t>labels</w:t>
+      </w:r>
+      <w:r>
+        <w:rPr>
+          <w:rFonts w:ascii="Times New Roman" w:hAnsi="Times New Roman" w:cs="Times New Roman"/>
+          <w:sz w:val="26"/>
+          <w:szCs w:val="26"/>
+          <w:highlight w:val="white"/>
+        </w:rPr>
+        <w:t>.</w:t>
+      </w:r>
+      <w:r>
+        <w:rPr>
+          <w:rFonts w:ascii="Times New Roman" w:hAnsi="Times New Roman" w:cs="Times New Roman"/>
+          <w:sz w:val="26"/>
+          <w:szCs w:val="26"/>
+          <w:highlight w:val="white"/>
+        </w:rPr>
+        <w:br/>
+      </w:r>
     </w:p>
     <w:p>
       <w:pPr>
@@ -2187,264 +2758,6 @@
         <w:ind w:firstLine="709"/>
         <w:rPr>
           <w:rFonts w:ascii="Times New Roman" w:hAnsi="Times New Roman" w:cs="Times New Roman"/>
-          <w:b/>
-          <w:bCs/>
-          <w:sz w:val="26"/>
-          <w:szCs w:val="26"/>
-        </w:rPr>
-      </w:pPr>
-    </w:p>
-    <w:p>
-      <w:pPr>
-        <w:spacing w:after="0" w:line="240" w:lineRule="auto"/>
-        <w:ind w:firstLine="709"/>
-        <w:rPr>
-          <w:rFonts w:ascii="Times New Roman" w:hAnsi="Times New Roman" w:cs="Times New Roman"/>
-          <w:sz w:val="26"/>
-          <w:szCs w:val="26"/>
-          <w:highlight w:val="white"/>
-        </w:rPr>
-      </w:pPr>
-      <w:r>
-        <w:rPr>
-          <w:rFonts w:ascii="Times New Roman" w:hAnsi="Times New Roman" w:cs="Times New Roman"/>
-          <w:sz w:val="26"/>
-          <w:szCs w:val="26"/>
-          <w:highlight w:val="white"/>
-        </w:rPr>
-        <w:t xml:space="preserve">В проекте размещен датасет, на котором обучалась модель, при необходимости дообучения, включить в процентарном соотношении </w:t>
-      </w:r>
-      <w:r>
-        <w:rPr>
-          <w:rFonts w:ascii="Times New Roman" w:hAnsi="Times New Roman" w:cs="Times New Roman"/>
-          <w:sz w:val="26"/>
-          <w:szCs w:val="26"/>
-          <w:highlight w:val="white"/>
-        </w:rPr>
-        <w:t>80</w:t>
-      </w:r>
-      <w:r>
-        <w:rPr>
-          <w:rFonts w:ascii="Times New Roman" w:hAnsi="Times New Roman" w:cs="Times New Roman"/>
-          <w:sz w:val="26"/>
-          <w:szCs w:val="26"/>
-          <w:highlight w:val="white"/>
-        </w:rPr>
-        <w:t xml:space="preserve"> </w:t>
-      </w:r>
-      <w:r>
-        <w:rPr>
-          <w:rFonts w:ascii="Times New Roman" w:hAnsi="Times New Roman" w:cs="Times New Roman"/>
-          <w:sz w:val="26"/>
-          <w:szCs w:val="26"/>
-          <w:highlight w:val="white"/>
-        </w:rPr>
-        <w:t>к 20</w:t>
-      </w:r>
-      <w:r>
-        <w:rPr>
-          <w:rFonts w:ascii="Times New Roman" w:hAnsi="Times New Roman" w:cs="Times New Roman"/>
-          <w:sz w:val="26"/>
-          <w:szCs w:val="26"/>
-          <w:highlight w:val="white"/>
-        </w:rPr>
-        <w:t xml:space="preserve"> </w:t>
-      </w:r>
-      <w:r>
-        <w:rPr>
-          <w:rFonts w:ascii="Times New Roman" w:hAnsi="Times New Roman" w:cs="Times New Roman"/>
-          <w:sz w:val="26"/>
-          <w:szCs w:val="26"/>
-          <w:highlight w:val="white"/>
-        </w:rPr>
-        <w:t xml:space="preserve">новые данные в папки </w:t>
-      </w:r>
-      <w:r>
-        <w:rPr>
-          <w:rFonts w:ascii="Times New Roman" w:hAnsi="Times New Roman" w:cs="Times New Roman"/>
-          <w:sz w:val="26"/>
-          <w:szCs w:val="26"/>
-          <w:highlight w:val="white"/>
-          <w:lang w:val="en-US"/>
-        </w:rPr>
-        <w:t>train</w:t>
-      </w:r>
-      <w:r>
-        <w:rPr>
-          <w:rFonts w:ascii="Times New Roman" w:hAnsi="Times New Roman" w:cs="Times New Roman"/>
-          <w:sz w:val="26"/>
-          <w:szCs w:val="26"/>
-          <w:highlight w:val="white"/>
-        </w:rPr>
-        <w:t>/</w:t>
-      </w:r>
-      <w:r>
-        <w:rPr>
-          <w:rFonts w:ascii="Times New Roman" w:hAnsi="Times New Roman" w:cs="Times New Roman"/>
-          <w:sz w:val="26"/>
-          <w:szCs w:val="26"/>
-          <w:highlight w:val="white"/>
-          <w:lang w:val="en-US"/>
-        </w:rPr>
-        <w:t>images</w:t>
-      </w:r>
-      <w:r>
-        <w:rPr>
-          <w:rFonts w:ascii="Times New Roman" w:hAnsi="Times New Roman" w:cs="Times New Roman"/>
-          <w:sz w:val="26"/>
-          <w:szCs w:val="26"/>
-          <w:highlight w:val="white"/>
-        </w:rPr>
-        <w:t xml:space="preserve">, </w:t>
-      </w:r>
-      <w:r>
-        <w:rPr>
-          <w:rFonts w:ascii="Times New Roman" w:hAnsi="Times New Roman" w:cs="Times New Roman"/>
-          <w:sz w:val="26"/>
-          <w:szCs w:val="26"/>
-          <w:highlight w:val="white"/>
-          <w:lang w:val="en-US"/>
-        </w:rPr>
-        <w:t>val</w:t>
-      </w:r>
-      <w:r>
-        <w:rPr>
-          <w:rFonts w:ascii="Times New Roman" w:hAnsi="Times New Roman" w:cs="Times New Roman"/>
-          <w:sz w:val="26"/>
-          <w:szCs w:val="26"/>
-          <w:highlight w:val="white"/>
-        </w:rPr>
-        <w:t>/</w:t>
-      </w:r>
-      <w:r>
-        <w:rPr>
-          <w:rFonts w:ascii="Times New Roman" w:hAnsi="Times New Roman" w:cs="Times New Roman"/>
-          <w:sz w:val="26"/>
-          <w:szCs w:val="26"/>
-          <w:highlight w:val="white"/>
-          <w:lang w:val="en-US"/>
-        </w:rPr>
-        <w:t>images</w:t>
-      </w:r>
-      <w:r>
-        <w:rPr>
-          <w:rFonts w:ascii="Times New Roman" w:hAnsi="Times New Roman" w:cs="Times New Roman"/>
-          <w:sz w:val="26"/>
-          <w:szCs w:val="26"/>
-          <w:highlight w:val="white"/>
-        </w:rPr>
-        <w:t xml:space="preserve"> </w:t>
-      </w:r>
-      <w:r>
-        <w:rPr>
-          <w:rFonts w:ascii="Times New Roman" w:hAnsi="Times New Roman" w:cs="Times New Roman"/>
-          <w:sz w:val="26"/>
-          <w:szCs w:val="26"/>
-          <w:highlight w:val="white"/>
-        </w:rPr>
-        <w:t xml:space="preserve">и разметку объектов </w:t>
-      </w:r>
-      <w:r>
-        <w:rPr>
-          <w:rFonts w:ascii="Times New Roman" w:hAnsi="Times New Roman" w:cs="Times New Roman"/>
-          <w:sz w:val="26"/>
-          <w:szCs w:val="26"/>
-          <w:highlight w:val="white"/>
-          <w:lang w:val="en-US"/>
-        </w:rPr>
-        <w:t>train</w:t>
-      </w:r>
-      <w:r>
-        <w:rPr>
-          <w:rFonts w:ascii="Times New Roman" w:hAnsi="Times New Roman" w:cs="Times New Roman"/>
-          <w:sz w:val="26"/>
-          <w:szCs w:val="26"/>
-          <w:highlight w:val="white"/>
-        </w:rPr>
-        <w:t>/</w:t>
-      </w:r>
-      <w:r>
-        <w:rPr>
-          <w:rFonts w:ascii="Times New Roman" w:hAnsi="Times New Roman" w:cs="Times New Roman"/>
-          <w:sz w:val="26"/>
-          <w:szCs w:val="26"/>
-          <w:highlight w:val="white"/>
-          <w:lang w:val="en-US"/>
-        </w:rPr>
-        <w:t>labels</w:t>
-      </w:r>
-      <w:r>
-        <w:rPr>
-          <w:rFonts w:ascii="Times New Roman" w:hAnsi="Times New Roman" w:cs="Times New Roman"/>
-          <w:sz w:val="26"/>
-          <w:szCs w:val="26"/>
-          <w:highlight w:val="white"/>
-        </w:rPr>
-        <w:t>,</w:t>
-      </w:r>
-      <w:r>
-        <w:rPr>
-          <w:rFonts w:ascii="Times New Roman" w:hAnsi="Times New Roman" w:cs="Times New Roman"/>
-          <w:sz w:val="26"/>
-          <w:szCs w:val="26"/>
-          <w:highlight w:val="white"/>
-        </w:rPr>
-        <w:t xml:space="preserve"> </w:t>
-      </w:r>
-      <w:r>
-        <w:rPr>
-          <w:rFonts w:ascii="Times New Roman" w:hAnsi="Times New Roman" w:cs="Times New Roman"/>
-          <w:sz w:val="26"/>
-          <w:szCs w:val="26"/>
-          <w:highlight w:val="white"/>
-          <w:lang w:val="en-US"/>
-        </w:rPr>
-        <w:t>val</w:t>
-      </w:r>
-      <w:r>
-        <w:rPr>
-          <w:rFonts w:ascii="Times New Roman" w:hAnsi="Times New Roman" w:cs="Times New Roman"/>
-          <w:sz w:val="26"/>
-          <w:szCs w:val="26"/>
-          <w:highlight w:val="white"/>
-        </w:rPr>
-        <w:t>/</w:t>
-      </w:r>
-      <w:r>
-        <w:rPr>
-          <w:rFonts w:ascii="Times New Roman" w:hAnsi="Times New Roman" w:cs="Times New Roman"/>
-          <w:sz w:val="26"/>
-          <w:szCs w:val="26"/>
-          <w:highlight w:val="white"/>
-          <w:lang w:val="en-US"/>
-        </w:rPr>
-        <w:t>labels</w:t>
-      </w:r>
-      <w:r>
-        <w:rPr>
-          <w:rFonts w:ascii="Times New Roman" w:hAnsi="Times New Roman" w:cs="Times New Roman"/>
-          <w:sz w:val="26"/>
-          <w:szCs w:val="26"/>
-          <w:highlight w:val="white"/>
-        </w:rPr>
-        <w:t>.</w:t>
-      </w:r>
-      <w:r>
-        <w:rPr>
-          <w:rFonts w:ascii="Times New Roman" w:hAnsi="Times New Roman" w:cs="Times New Roman"/>
-          <w:sz w:val="26"/>
-          <w:szCs w:val="26"/>
-          <w:highlight w:val="white"/>
-        </w:rPr>
-        <w:br/>
-      </w:r>
-    </w:p>
-    <w:p>
-      <w:pPr>
-        <w:spacing w:after="0" w:line="240" w:lineRule="auto"/>
-        <w:ind w:firstLine="709"/>
-        <w:rPr>
-          <w:rFonts w:ascii="Times New Roman" w:hAnsi="Times New Roman" w:cs="Times New Roman"/>
           <w:sz w:val="26"/>
           <w:szCs w:val="26"/>
         </w:rPr>
@@ -2459,21 +2772,41 @@
         <w:lastRenderedPageBreak/>
         <w:t xml:space="preserve">Для запуска переобучения зайти в каталог </w:t>
       </w:r>
-      <w:r>
-        <w:rPr>
-          <w:rFonts w:ascii="Times New Roman" w:hAnsi="Times New Roman" w:cs="Times New Roman"/>
-          <w:sz w:val="26"/>
-          <w:szCs w:val="26"/>
-        </w:rPr>
-        <w:t>pipe_detection(файлы для запуска обучения)</w:t>
-      </w:r>
-      <w:r>
-        <w:rPr>
-          <w:rFonts w:ascii="Times New Roman" w:hAnsi="Times New Roman" w:cs="Times New Roman"/>
-          <w:sz w:val="26"/>
-          <w:szCs w:val="26"/>
-        </w:rPr>
-        <w:t xml:space="preserve"> </w:t>
+      <w:proofErr w:type="spellStart"/>
+      <w:r>
+        <w:rPr>
+          <w:rFonts w:ascii="Times New Roman" w:hAnsi="Times New Roman" w:cs="Times New Roman"/>
+          <w:sz w:val="26"/>
+          <w:szCs w:val="26"/>
+        </w:rPr>
+        <w:t>pipe_</w:t>
+      </w:r>
+      <w:proofErr w:type="gramStart"/>
+      <w:r>
+        <w:rPr>
+          <w:rFonts w:ascii="Times New Roman" w:hAnsi="Times New Roman" w:cs="Times New Roman"/>
+          <w:sz w:val="26"/>
+          <w:szCs w:val="26"/>
+        </w:rPr>
+        <w:t>detection</w:t>
+      </w:r>
+      <w:proofErr w:type="spellEnd"/>
+      <w:r>
+        <w:rPr>
+          <w:rFonts w:ascii="Times New Roman" w:hAnsi="Times New Roman" w:cs="Times New Roman"/>
+          <w:sz w:val="26"/>
+          <w:szCs w:val="26"/>
+        </w:rPr>
+        <w:t>(</w:t>
+      </w:r>
+      <w:proofErr w:type="gramEnd"/>
+      <w:r>
+        <w:rPr>
+          <w:rFonts w:ascii="Times New Roman" w:hAnsi="Times New Roman" w:cs="Times New Roman"/>
+          <w:sz w:val="26"/>
+          <w:szCs w:val="26"/>
+        </w:rPr>
+        <w:t xml:space="preserve">файлы для запуска обучения) </w:t>
       </w:r>
       <w:r>
         <w:rPr>
@@ -2656,7 +2989,6 @@
             </w:tabs>
             <w:rPr>
               <w:rFonts w:ascii="Times New Roman" w:hAnsi="Times New Roman" w:cs="Times New Roman"/>
-              <w:color w:val="5B9BD5" w:themeColor="accent1"/>
             </w:rPr>
           </w:pPr>
         </w:p>
@@ -2675,7 +3007,6 @@
             <w:jc w:val="center"/>
             <w:rPr>
               <w:rFonts w:ascii="Times New Roman" w:hAnsi="Times New Roman" w:cs="Times New Roman"/>
-              <w:color w:val="FF0000"/>
               <w:sz w:val="26"/>
               <w:szCs w:val="26"/>
             </w:rPr>
@@ -2683,11 +3014,26 @@
           <w:r>
             <w:rPr>
               <w:rFonts w:ascii="Times New Roman" w:hAnsi="Times New Roman" w:cs="Times New Roman"/>
-              <w:color w:val="FF0000"/>
               <w:sz w:val="26"/>
               <w:szCs w:val="26"/>
             </w:rPr>
-            <w:t>КР.ИИ28.240152–01 12 00</w:t>
+            <w:t>КР.ИИ28.240</w:t>
+          </w:r>
+          <w:r>
+            <w:rPr>
+              <w:rFonts w:ascii="Times New Roman" w:hAnsi="Times New Roman" w:cs="Times New Roman"/>
+              <w:sz w:val="26"/>
+              <w:szCs w:val="26"/>
+            </w:rPr>
+            <w:t>034</w:t>
+          </w:r>
+          <w:r>
+            <w:rPr>
+              <w:rFonts w:ascii="Times New Roman" w:hAnsi="Times New Roman" w:cs="Times New Roman"/>
+              <w:sz w:val="26"/>
+              <w:szCs w:val="26"/>
+            </w:rPr>
+            <w:t>–01 12 00</w:t>
           </w:r>
         </w:p>
       </w:tc>
@@ -2705,48 +3051,28 @@
             <w:jc w:val="right"/>
             <w:rPr>
               <w:rFonts w:ascii="Times New Roman" w:hAnsi="Times New Roman" w:cs="Times New Roman"/>
-              <w:color w:val="FF0000"/>
               <w:sz w:val="26"/>
               <w:szCs w:val="26"/>
             </w:rPr>
           </w:pPr>
           <w:r>
-            <w:rPr>
-              <w:color w:val="FF0000"/>
-            </w:rPr>
             <w:fldChar w:fldCharType="begin"/>
           </w:r>
           <w:r>
-            <w:rPr>
-              <w:color w:val="FF0000"/>
-            </w:rPr>
-            <w:instrText xml:space="preserve">PAGE   \* </w:instrText>
+            <w:instrText>PAGE   \* MERGEFORMAT</w:instrText>
           </w:r>
           <w:r>
-            <w:rPr>
-              <w:color w:val="FF0000"/>
-            </w:rPr>
-            <w:instrText>MERGEFORMAT</w:instrText>
-          </w:r>
-          <w:r>
-            <w:rPr>
-              <w:color w:val="FF0000"/>
-            </w:rPr>
             <w:fldChar w:fldCharType="separate"/>
           </w:r>
           <w:r>
             <w:rPr>
               <w:rFonts w:ascii="Times New Roman" w:hAnsi="Times New Roman" w:cs="Times New Roman"/>
-              <w:color w:val="FF0000"/>
               <w:sz w:val="26"/>
               <w:szCs w:val="26"/>
             </w:rPr>
             <w:t>1</w:t>
           </w:r>
           <w:r>
-            <w:rPr>
-              <w:color w:val="FF0000"/>
-            </w:rPr>
             <w:fldChar w:fldCharType="end"/>
           </w:r>
         </w:p>
@@ -6198,6 +6524,7 @@
   <w:style w:type="character" w:default="1" w:styleId="a0">
     <w:name w:val="Default Paragraph Font"/>
     <w:uiPriority w:val="1"/>
+    <w:semiHidden/>
     <w:unhideWhenUsed/>
   </w:style>
   <w:style w:type="table" w:default="1" w:styleId="a1">
